--- a/livros/os-pensamentos-de-eva/Os-pensamentos-de-Eva.docx
+++ b/livros/os-pensamentos-de-eva/Os-pensamentos-de-Eva.docx
@@ -10731,6 +10731,82 @@
       </w:r>
     </w:p>
     <w:bookmarkEnd w:id="37"/>
+    <w:bookmarkStart w:id="38" w:name="da-mesma-coleção"/>
+    <w:p>
+      <w:pPr>
+        <w:pStyle w:val="Heading1"/>
+      </w:pPr>
+      <w:r>
+        <w:t xml:space="preserve">Da mesma coleção</w:t>
+      </w:r>
+    </w:p>
+    <w:p>
+      <w:pPr>
+        <w:numPr>
+          <w:ilvl w:val="0"/>
+          <w:numId w:val="1003"/>
+        </w:numPr>
+        <w:pStyle w:val="Compact"/>
+      </w:pPr>
+      <w:r>
+        <w:rPr>
+          <w:iCs/>
+          <w:i/>
+        </w:rPr>
+        <w:t xml:space="preserve">Os dias de Adão</w:t>
+      </w:r>
+      <w:r>
+        <w:t xml:space="preserve"> </w:t>
+      </w:r>
+      <w:r>
+        <w:t xml:space="preserve">— o primeiro homem, a primeira vergonha e a graça que veio procurá-lo.</w:t>
+      </w:r>
+    </w:p>
+    <w:p>
+      <w:pPr>
+        <w:numPr>
+          <w:ilvl w:val="0"/>
+          <w:numId w:val="1003"/>
+        </w:numPr>
+        <w:pStyle w:val="Compact"/>
+      </w:pPr>
+      <w:r>
+        <w:rPr>
+          <w:iCs/>
+          <w:i/>
+        </w:rPr>
+        <w:t xml:space="preserve">Os pensamentos de Eva</w:t>
+      </w:r>
+      <w:r>
+        <w:t xml:space="preserve"> </w:t>
+      </w:r>
+      <w:r>
+        <w:t xml:space="preserve">— a primeira mulher, as vozes que ela ouviu e a graça que lhe deu um nome novo.</w:t>
+      </w:r>
+    </w:p>
+    <w:p>
+      <w:pPr>
+        <w:numPr>
+          <w:ilvl w:val="0"/>
+          <w:numId w:val="1003"/>
+        </w:numPr>
+        <w:pStyle w:val="Compact"/>
+      </w:pPr>
+      <w:r>
+        <w:rPr>
+          <w:iCs/>
+          <w:i/>
+        </w:rPr>
+        <w:t xml:space="preserve">De mulher para mulher</w:t>
+      </w:r>
+      <w:r>
+        <w:t xml:space="preserve"> </w:t>
+      </w:r>
+      <w:r>
+        <w:t xml:space="preserve">— Eva conta a você a sua história, do primeiro dia à criação dos filhos.</w:t>
+      </w:r>
+    </w:p>
+    <w:bookmarkEnd w:id="38"/>
     <w:sectPr/>
   </w:body>
 </w:document>
@@ -10920,6 +10996,9 @@
     <w:abstractNumId w:val="991"/>
   </w:num>
   <w:num w:numId="1002">
+    <w:abstractNumId w:val="991"/>
+  </w:num>
+  <w:num w:numId="1003">
     <w:abstractNumId w:val="991"/>
   </w:num>
 </w:numbering>

--- a/livros/os-pensamentos-de-eva/Os-pensamentos-de-Eva.docx
+++ b/livros/os-pensamentos-de-eva/Os-pensamentos-de-Eva.docx
@@ -10527,7 +10527,49 @@
           <w:iCs/>
           <w:i/>
         </w:rPr>
-        <w:t xml:space="preserve">Editora e ano a conferir na edição brasileira consultada.</w:t>
+        <w:t xml:space="preserve">Citações de autores traduzidas a partir do original. As edições brasileiras abaixo são indicadas para consulta; a redação delas pode diferir. Itens marcados</w:t>
+      </w:r>
+      <w:r>
+        <w:rPr>
+          <w:iCs/>
+          <w:i/>
+        </w:rPr>
+        <w:t xml:space="preserve"> </w:t>
+      </w:r>
+      <w:r>
+        <w:rPr>
+          <w:iCs/>
+          <w:i/>
+        </w:rPr>
+        <w:t xml:space="preserve">“</w:t>
+      </w:r>
+      <w:r>
+        <w:rPr>
+          <w:iCs/>
+          <w:i/>
+        </w:rPr>
+        <w:t xml:space="preserve">a conferir</w:t>
+      </w:r>
+      <w:r>
+        <w:rPr>
+          <w:iCs/>
+          <w:i/>
+        </w:rPr>
+        <w:t xml:space="preserve">”</w:t>
+      </w:r>
+      <w:r>
+        <w:rPr>
+          <w:iCs/>
+          <w:i/>
+        </w:rPr>
+        <w:t xml:space="preserve"> </w:t>
+      </w:r>
+      <w:r>
+        <w:rPr>
+          <w:iCs/>
+          <w:i/>
+        </w:rPr>
+        <w:t xml:space="preserve">não puderam ser confirmados.</w:t>
       </w:r>
     </w:p>
     <w:p>
@@ -10552,7 +10594,7 @@
         <w:t xml:space="preserve">Confissões</w:t>
       </w:r>
       <w:r>
-        <w:t xml:space="preserve">.</w:t>
+        <w:t xml:space="preserve">. Tradução de Maria Luiza Jardim Amarante. 4. ed. Paulus, 2024.</w:t>
       </w:r>
     </w:p>
     <w:p>
@@ -10577,7 +10619,7 @@
         <w:t xml:space="preserve">O Significado do Casamento</w:t>
       </w:r>
       <w:r>
-        <w:t xml:space="preserve">.</w:t>
+        <w:t xml:space="preserve">. Vida Nova, 2012.</w:t>
       </w:r>
     </w:p>
     <w:p>
@@ -10602,7 +10644,7 @@
         <w:t xml:space="preserve">Cristianismo Puro e Simples</w:t>
       </w:r>
       <w:r>
-        <w:t xml:space="preserve">.</w:t>
+        <w:t xml:space="preserve">. Thomas Nelson Brasil, 2017.</w:t>
       </w:r>
     </w:p>
     <w:p>
@@ -10627,7 +10669,7 @@
         <w:t xml:space="preserve">O Peso da Glória</w:t>
       </w:r>
       <w:r>
-        <w:t xml:space="preserve">.</w:t>
+        <w:t xml:space="preserve">. Thomas Nelson Brasil, 2017.</w:t>
       </w:r>
     </w:p>
     <w:p>
@@ -10652,7 +10694,7 @@
         <w:t xml:space="preserve">A Cruz de Cristo</w:t>
       </w:r>
       <w:r>
-        <w:t xml:space="preserve">.</w:t>
+        <w:t xml:space="preserve">. Vida, 2006.</w:t>
       </w:r>
     </w:p>
     <w:p>
@@ -10677,7 +10719,7 @@
         <w:t xml:space="preserve">O Refúgio Secreto</w:t>
       </w:r>
       <w:r>
-        <w:t xml:space="preserve">.</w:t>
+        <w:t xml:space="preserve">. (Editora e ano a conferir.)</w:t>
       </w:r>
     </w:p>
     <w:p>
@@ -10702,7 +10744,7 @@
         <w:t xml:space="preserve">À Procura de Deus</w:t>
       </w:r>
       <w:r>
-        <w:t xml:space="preserve">.</w:t>
+        <w:t xml:space="preserve">. (Editora e ano a conferir.)</w:t>
       </w:r>
     </w:p>
     <w:p>
@@ -10727,7 +10769,7 @@
         <w:t xml:space="preserve">O Conhecimento do Santo</w:t>
       </w:r>
       <w:r>
-        <w:t xml:space="preserve">.</w:t>
+        <w:t xml:space="preserve">. Impacto Publicações, 2018.</w:t>
       </w:r>
     </w:p>
     <w:bookmarkEnd w:id="37"/>

--- a/livros/os-pensamentos-de-eva/Os-pensamentos-de-Eva.docx
+++ b/livros/os-pensamentos-de-eva/Os-pensamentos-de-Eva.docx
@@ -36,7 +36,7 @@
         <w:pStyle w:val="BodyText"/>
       </w:pPr>
       <w:r>
-        <w:t xml:space="preserve">[Nome do autor]</w:t>
+        <w:t xml:space="preserve">Ricardo Carvalho Barbosa</w:t>
       </w:r>
     </w:p>
     <w:p>
@@ -52,12 +52,56 @@
       </w:r>
     </w:p>
     <w:bookmarkEnd w:id="20"/>
-    <w:bookmarkStart w:id="21" w:name="prefácio"/>
+    <w:bookmarkStart w:id="21" w:name="créditos-editoriais"/>
     <w:p>
       <w:pPr>
         <w:pStyle w:val="Heading1"/>
       </w:pPr>
       <w:r>
+        <w:t xml:space="preserve">Créditos editoriais</w:t>
+      </w:r>
+    </w:p>
+    <w:p>
+      <w:pPr>
+        <w:pStyle w:val="FirstParagraph"/>
+      </w:pPr>
+      <w:r>
+        <w:rPr>
+          <w:bCs/>
+          <w:b/>
+        </w:rPr>
+        <w:t xml:space="preserve">Autor e responsável pelo projeto</w:t>
+      </w:r>
+      <w:r>
+        <w:br/>
+      </w:r>
+      <w:r>
+        <w:t xml:space="preserve">Ricardo Carvalho Barbosa</w:t>
+      </w:r>
+    </w:p>
+    <w:p>
+      <w:pPr>
+        <w:pStyle w:val="BodyText"/>
+      </w:pPr>
+      <w:r>
+        <w:t xml:space="preserve">ISNI: 0000 0005 3173 985X</w:t>
+      </w:r>
+    </w:p>
+    <w:p>
+      <w:pPr>
+        <w:pStyle w:val="BodyText"/>
+      </w:pPr>
+      <w:r>
+        <w:t xml:space="preserve">© 2026 Ricardo Carvalho Barbosa, quanto à seleção, organização e versão final do texto.</w:t>
+      </w:r>
+    </w:p>
+    <w:bookmarkEnd w:id="21"/>
+    <w:bookmarkStart w:id="22" w:name="prefácio"/>
+    <w:p>
+      <w:pPr>
+        <w:pStyle w:val="Heading1"/>
+      </w:pPr>
+      <w:r>
         <w:t xml:space="preserve">Prefácio</w:t>
       </w:r>
     </w:p>
@@ -141,8 +185,8 @@
         <w:t xml:space="preserve">Leia sem pressa. O Deus desta história é paciente. Ele foi paciente com Eva, e será paciente com você.</w:t>
       </w:r>
     </w:p>
-    <w:bookmarkEnd w:id="21"/>
-    <w:bookmarkStart w:id="22" w:name="introdução"/>
+    <w:bookmarkEnd w:id="22"/>
+    <w:bookmarkStart w:id="23" w:name="introdução"/>
     <w:p>
       <w:pPr>
         <w:pStyle w:val="Heading1"/>
@@ -337,8 +381,8 @@
         <w:t xml:space="preserve">É esse mesmo Jesus que vamos encontrar ao fim de cada capítulo deste livro.</w:t>
       </w:r>
     </w:p>
-    <w:bookmarkEnd w:id="22"/>
-    <w:bookmarkStart w:id="23" w:name="capítulo-um-despertar-ao-lado-dele"/>
+    <w:bookmarkEnd w:id="23"/>
+    <w:bookmarkStart w:id="24" w:name="capítulo-um-despertar-ao-lado-dele"/>
     <w:p>
       <w:pPr>
         <w:pStyle w:val="Heading1"/>
@@ -1175,8 +1219,8 @@
         <w:t xml:space="preserve">— Isaías 43:1</w:t>
       </w:r>
     </w:p>
-    <w:bookmarkEnd w:id="23"/>
-    <w:bookmarkStart w:id="24" w:name="capítulo-dois-será-que-deus-disse"/>
+    <w:bookmarkEnd w:id="24"/>
+    <w:bookmarkStart w:id="25" w:name="capítulo-dois-será-que-deus-disse"/>
     <w:p>
       <w:pPr>
         <w:pStyle w:val="Heading1"/>
@@ -2158,8 +2202,8 @@
         <w:t xml:space="preserve">— Romanos 8:32</w:t>
       </w:r>
     </w:p>
-    <w:bookmarkEnd w:id="24"/>
-    <w:bookmarkStart w:id="25" w:name="capítulo-três-agradável-aos-olhos"/>
+    <w:bookmarkEnd w:id="25"/>
+    <w:bookmarkStart w:id="26" w:name="capítulo-três-agradável-aos-olhos"/>
     <w:p>
       <w:pPr>
         <w:pStyle w:val="Heading1"/>
@@ -2994,8 +3038,8 @@
         <w:t xml:space="preserve">— João 4:13-14</w:t>
       </w:r>
     </w:p>
-    <w:bookmarkEnd w:id="25"/>
-    <w:bookmarkStart w:id="26" w:name="capítulo-quatro-a-serpente-me-enganou"/>
+    <w:bookmarkEnd w:id="26"/>
+    <w:bookmarkStart w:id="27" w:name="capítulo-quatro-a-serpente-me-enganou"/>
     <w:p>
       <w:pPr>
         <w:pStyle w:val="Heading1"/>
@@ -4077,8 +4121,8 @@
         <w:t xml:space="preserve">— Romanos 8:33</w:t>
       </w:r>
     </w:p>
-    <w:bookmarkEnd w:id="26"/>
-    <w:bookmarkStart w:id="27" w:name="capítulo-cinco-a-promessa-passou-por-ela"/>
+    <w:bookmarkEnd w:id="27"/>
+    <w:bookmarkStart w:id="28" w:name="capítulo-cinco-a-promessa-passou-por-ela"/>
     <w:p>
       <w:pPr>
         <w:pStyle w:val="Heading1"/>
@@ -4913,8 +4957,8 @@
         <w:t xml:space="preserve">— Gálatas 4:4</w:t>
       </w:r>
     </w:p>
-    <w:bookmarkEnd w:id="27"/>
-    <w:bookmarkStart w:id="28" w:name="capítulo-seis-em-meio-de-dores"/>
+    <w:bookmarkEnd w:id="28"/>
+    <w:bookmarkStart w:id="29" w:name="capítulo-seis-em-meio-de-dores"/>
     <w:p>
       <w:pPr>
         <w:pStyle w:val="Heading1"/>
@@ -5763,8 +5807,8 @@
         <w:t xml:space="preserve">— João 16:20</w:t>
       </w:r>
     </w:p>
-    <w:bookmarkEnd w:id="28"/>
-    <w:bookmarkStart w:id="29" w:name="capítulo-sete-um-nome-cheio-de-vida"/>
+    <w:bookmarkEnd w:id="29"/>
+    <w:bookmarkStart w:id="30" w:name="capítulo-sete-um-nome-cheio-de-vida"/>
     <w:p>
       <w:pPr>
         <w:pStyle w:val="Heading1"/>
@@ -6978,8 +7022,8 @@
         <w:t xml:space="preserve">— Isaías 62:4</w:t>
       </w:r>
     </w:p>
-    <w:bookmarkEnd w:id="29"/>
-    <w:bookmarkStart w:id="30" w:name="capítulo-oito-adquiri-um-varão"/>
+    <w:bookmarkEnd w:id="30"/>
+    <w:bookmarkStart w:id="31" w:name="capítulo-oito-adquiri-um-varão"/>
     <w:p>
       <w:pPr>
         <w:pStyle w:val="Heading1"/>
@@ -7849,8 +7893,8 @@
         <w:t xml:space="preserve">— Salmos 62:5</w:t>
       </w:r>
     </w:p>
-    <w:bookmarkEnd w:id="30"/>
-    <w:bookmarkStart w:id="31" w:name="capítulo-nove-dois-lugares-vazios"/>
+    <w:bookmarkEnd w:id="31"/>
+    <w:bookmarkStart w:id="32" w:name="capítulo-nove-dois-lugares-vazios"/>
     <w:p>
       <w:pPr>
         <w:pStyle w:val="Heading1"/>
@@ -8653,8 +8697,8 @@
         <w:t xml:space="preserve">— Salmos 34:18</w:t>
       </w:r>
     </w:p>
-    <w:bookmarkEnd w:id="31"/>
-    <w:bookmarkStart w:id="32" w:name="capítulo-dez-outro-descendente"/>
+    <w:bookmarkEnd w:id="32"/>
+    <w:bookmarkStart w:id="33" w:name="capítulo-dez-outro-descendente"/>
     <w:p>
       <w:pPr>
         <w:pStyle w:val="Heading1"/>
@@ -9638,8 +9682,8 @@
         <w:t xml:space="preserve">— João 20:15</w:t>
       </w:r>
     </w:p>
-    <w:bookmarkEnd w:id="32"/>
-    <w:bookmarkStart w:id="33" w:name="carta-ao-leitor"/>
+    <w:bookmarkEnd w:id="33"/>
+    <w:bookmarkStart w:id="34" w:name="carta-ao-leitor"/>
     <w:p>
       <w:pPr>
         <w:pStyle w:val="Heading1"/>
@@ -9820,11 +9864,11 @@
         <w:pStyle w:val="BodyText"/>
       </w:pPr>
       <w:r>
-        <w:t xml:space="preserve">o autor</w:t>
-      </w:r>
-    </w:p>
-    <w:bookmarkEnd w:id="33"/>
-    <w:bookmarkStart w:id="35" w:name="conclusão"/>
+        <w:t xml:space="preserve">Ricardo Carvalho Barbosa</w:t>
+      </w:r>
+    </w:p>
+    <w:bookmarkEnd w:id="34"/>
+    <w:bookmarkStart w:id="36" w:name="conclusão"/>
     <w:p>
       <w:pPr>
         <w:pStyle w:val="Heading1"/>
@@ -10112,7 +10156,7 @@
         <w:t xml:space="preserve">Se você quiser, faça agora, com as suas próprias palavras ou com as palavras abaixo, uma oração simples.</w:t>
       </w:r>
     </w:p>
-    <w:bookmarkStart w:id="34" w:name="oração"/>
+    <w:bookmarkStart w:id="35" w:name="oração"/>
     <w:p>
       <w:pPr>
         <w:pStyle w:val="Heading2"/>
@@ -10161,9 +10205,9 @@
         <w:t xml:space="preserve">Amém.</w:t>
       </w:r>
     </w:p>
-    <w:bookmarkEnd w:id="34"/>
     <w:bookmarkEnd w:id="35"/>
-    <w:bookmarkStart w:id="36" w:name="referências-bíblicas"/>
+    <w:bookmarkEnd w:id="36"/>
+    <w:bookmarkStart w:id="37" w:name="referências-bíblicas"/>
     <w:p>
       <w:pPr>
         <w:pStyle w:val="Heading1"/>
@@ -10508,8 +10552,8 @@
         <w:t xml:space="preserve">Apocalipse 2:17; 12:10; 21:4 — o nome novo, o acusador, as lágrimas enxugadas</w:t>
       </w:r>
     </w:p>
-    <w:bookmarkEnd w:id="36"/>
-    <w:bookmarkStart w:id="37" w:name="referências-bibliográficas"/>
+    <w:bookmarkEnd w:id="37"/>
+    <w:bookmarkStart w:id="38" w:name="referências-bibliográficas"/>
     <w:p>
       <w:pPr>
         <w:pStyle w:val="Heading1"/>
@@ -10772,8 +10816,8 @@
         <w:t xml:space="preserve">. Impacto Publicações, 2018.</w:t>
       </w:r>
     </w:p>
-    <w:bookmarkEnd w:id="37"/>
-    <w:bookmarkStart w:id="38" w:name="da-mesma-coleção"/>
+    <w:bookmarkEnd w:id="38"/>
+    <w:bookmarkStart w:id="39" w:name="da-mesma-coleção"/>
     <w:p>
       <w:pPr>
         <w:pStyle w:val="Heading1"/>
@@ -10848,7 +10892,7 @@
         <w:t xml:space="preserve">— Eva conta a você a sua história, do primeiro dia à criação dos filhos.</w:t>
       </w:r>
     </w:p>
-    <w:bookmarkEnd w:id="38"/>
+    <w:bookmarkEnd w:id="39"/>
     <w:sectPr/>
   </w:body>
 </w:document>

--- a/livros/os-pensamentos-de-eva/Os-pensamentos-de-Eva.docx
+++ b/livros/os-pensamentos-de-eva/Os-pensamentos-de-Eva.docx
@@ -10688,7 +10688,7 @@
         <w:t xml:space="preserve">Cristianismo Puro e Simples</w:t>
       </w:r>
       <w:r>
-        <w:t xml:space="preserve">. Thomas Nelson Brasil, 2017.</w:t>
+        <w:t xml:space="preserve">. Thomas Nelson Brasil, 2017. ISBN 978-85-7860-177-5.</w:t>
       </w:r>
     </w:p>
     <w:p>
@@ -10713,7 +10713,7 @@
         <w:t xml:space="preserve">O Peso da Glória</w:t>
       </w:r>
       <w:r>
-        <w:t xml:space="preserve">. Thomas Nelson Brasil, 2017.</w:t>
+        <w:t xml:space="preserve">. Thomas Nelson Brasil, 2017. ISBN 978-85-7860-065-5.</w:t>
       </w:r>
     </w:p>
     <w:p>
@@ -10788,7 +10788,7 @@
         <w:t xml:space="preserve">À Procura de Deus</w:t>
       </w:r>
       <w:r>
-        <w:t xml:space="preserve">. (Editora e ano a conferir.)</w:t>
+        <w:t xml:space="preserve">. Betânia, 2019. ISBN 978-85-358-0131-6.</w:t>
       </w:r>
     </w:p>
     <w:p>
@@ -10867,7 +10867,7 @@
         <w:t xml:space="preserve"> </w:t>
       </w:r>
       <w:r>
-        <w:t xml:space="preserve">— a primeira mulher, as vozes que ela ouviu e a graça que lhe deu um nome novo.</w:t>
+        <w:t xml:space="preserve">(este volume) — a primeira mulher, as vozes que ela ouviu e a graça que lhe deu um nome novo.</w:t>
       </w:r>
     </w:p>
     <w:p>
